--- a/RFI-Docs/Politico 8-5-24--How a 3-star general came to believe in psychedelic medicine.docx
+++ b/RFI-Docs/Politico 8-5-24--How a 3-star general came to believe in psychedelic medicine.docx
@@ -4,7 +4,122 @@
   <w:body>
     <w:p>
       <w:pPr>
+        <w:jc w:val="left"/>
+      </w:pPr>
+      <w:r>
+        <w:rPr>
+          <w:color w:val="646464"/>
+          <w:sz w:val="18"/>
+        </w:rPr>
+        <w:t>Document: Politico 8-5-24--How a 3-star general came to believe in psychedelic medicine.docx</w:t>
+      </w:r>
+    </w:p>
+    <w:p>
+      <w:pPr>
+        <w:jc w:val="left"/>
+      </w:pPr>
+      <w:r>
+        <w:rPr>
+          <w:color w:val="646464"/>
+          <w:sz w:val="18"/>
+        </w:rPr>
+        <w:t>Title: Politico 8-5-24--How a 3-star general came to believe in psychedelic medicine</w:t>
+      </w:r>
+    </w:p>
+    <w:p>
+      <w:pPr>
+        <w:jc w:val="left"/>
+      </w:pPr>
+      <w:r>
+        <w:rPr>
+          <w:color w:val="646464"/>
+          <w:sz w:val="18"/>
+        </w:rPr>
+        <w:t>Topic: Psychedelics | Type: News Articles</w:t>
+      </w:r>
+    </w:p>
+    <w:p>
+      <w:pPr>
+        <w:jc w:val="left"/>
+      </w:pPr>
+      <w:r>
+        <w:rPr>
+          <w:color w:val="646464"/>
+          <w:sz w:val="18"/>
+        </w:rPr>
+        <w:t>Created: 2024-08-23 | By: Richman, Michael (VACO)</w:t>
+      </w:r>
+    </w:p>
+    <w:p>
+      <w:pPr>
+        <w:jc w:val="left"/>
+      </w:pPr>
+      <w:r>
+        <w:rPr>
+          <w:color w:val="646464"/>
+          <w:sz w:val="18"/>
+        </w:rPr>
+        <w:t>Modified: 2024-08-23 | By: Richman, Michael (VACO)</w:t>
+      </w:r>
+    </w:p>
+    <w:p>
+      <w:pPr>
+        <w:jc w:val="left"/>
+      </w:pPr>
+      <w:r>
+        <w:rPr>
+          <w:color w:val="C8C8C8"/>
+          <w:sz w:val="16"/>
+        </w:rPr>
+        <w:t>────────────────────────────────────────────────────────────────────────────────</w:t>
+      </w:r>
+    </w:p>
+    <w:p>
+      <w:pPr>
+        <w:jc w:val="left"/>
+      </w:pPr>
+      <w:r/>
+    </w:p>
+    <w:p>
+      <w:pPr>
+        <w:jc w:val="left"/>
+      </w:pPr>
+      <w:r>
+        <w:rPr>
+          <w:color w:val="646464"/>
+          <w:sz w:val="18"/>
+        </w:rPr>
+        <w:t>Topic: Psychedelics | Type: News Articles</w:t>
+      </w:r>
+    </w:p>
+    <w:p>
+      <w:pPr>
+        <w:jc w:val="left"/>
+      </w:pPr>
+      <w:r>
+        <w:rPr>
+          <w:color w:val="646464"/>
+          <w:sz w:val="18"/>
+        </w:rPr>
+        <w:t>Created: 2024-08-23 | By: Richman, Michael (VACO)</w:t>
+      </w:r>
+    </w:p>
+    <w:p>
+      <w:pPr>
+        <w:jc w:val="left"/>
+      </w:pPr>
+      <w:r>
+        <w:rPr>
+          <w:color w:val="646464"/>
+          <w:sz w:val="18"/>
+        </w:rPr>
+        <w:t>Modified: 2024-08-23 | By: Richman, Michael (VACO)</w:t>
+      </w:r>
+    </w:p>
+    <w:p>
+      <w:pPr>
         <w:spacing w:after="0" w:line="240" w:lineRule="auto"/>
+        <w:jc w:val="left"/>
         <w:rPr>
           <w:rFonts w:ascii="Times New Roman" w:eastAsia="Times New Roman" w:hAnsi="Times New Roman" w:cs="Times New Roman"/>
           <w:b/>
@@ -19,97 +134,20 @@
       </w:pPr>
       <w:r>
         <w:rPr>
+          <w:color w:val="C8C8C8"/>
+          <w:sz w:val="16"/>
+        </w:rPr>
+        <w:t>────────────────────────────────────────────────────────────────────────────────</w:t>
+      </w:r>
+    </w:p>
+    <w:p>
+      <w:pPr>
+        <w:spacing w:before="100" w:beforeAutospacing="1" w:after="0" w:line="240" w:lineRule="auto"/>
+        <w:outlineLvl w:val="1"/>
+        <w:rPr>
           <w:rFonts w:ascii="Times New Roman" w:eastAsia="Times New Roman" w:hAnsi="Times New Roman" w:cs="Times New Roman"/>
           <w:b/>
           <w:bCs/>
-          <w:caps/>
-          <w:color w:val="D71920"/>
-          <w:kern w:val="0"/>
-          <w:sz w:val="24"/>
-          <w:szCs w:val="24"/>
-          <w14:ligatures w14:val="none"/>
-        </w:rPr>
-        <w:fldChar w:fldCharType="begin"/>
-      </w:r>
-      <w:r>
-        <w:rPr>
-          <w:rFonts w:ascii="Times New Roman" w:eastAsia="Times New Roman" w:hAnsi="Times New Roman" w:cs="Times New Roman"/>
-          <w:b/>
-          <w:bCs/>
-          <w:caps/>
-          <w:color w:val="D71920"/>
-          <w:kern w:val="0"/>
-          <w:sz w:val="24"/>
-          <w:szCs w:val="24"/>
-          <w14:ligatures w14:val="none"/>
-        </w:rPr>
-        <w:instrText>HYPERLINK "https://www.politico.com/health-care"</w:instrText>
-      </w:r>
-      <w:r>
-        <w:rPr>
-          <w:rFonts w:ascii="Times New Roman" w:eastAsia="Times New Roman" w:hAnsi="Times New Roman" w:cs="Times New Roman"/>
-          <w:b/>
-          <w:bCs/>
-          <w:caps/>
-          <w:color w:val="D71920"/>
-          <w:kern w:val="0"/>
-          <w:sz w:val="24"/>
-          <w:szCs w:val="24"/>
-          <w14:ligatures w14:val="none"/>
-        </w:rPr>
-      </w:r>
-      <w:r>
-        <w:rPr>
-          <w:rFonts w:ascii="Times New Roman" w:eastAsia="Times New Roman" w:hAnsi="Times New Roman" w:cs="Times New Roman"/>
-          <w:b/>
-          <w:bCs/>
-          <w:caps/>
-          <w:color w:val="D71920"/>
-          <w:kern w:val="0"/>
-          <w:sz w:val="24"/>
-          <w:szCs w:val="24"/>
-          <w14:ligatures w14:val="none"/>
-        </w:rPr>
-        <w:fldChar w:fldCharType="separate"/>
-      </w:r>
-      <w:r>
-        <w:rPr>
-          <w:rFonts w:ascii="Times New Roman" w:eastAsia="Times New Roman" w:hAnsi="Times New Roman" w:cs="Times New Roman"/>
-          <w:b/>
-          <w:bCs/>
-          <w:caps/>
-          <w:color w:val="D71920"/>
-          <w:kern w:val="0"/>
-          <w:sz w:val="24"/>
-          <w:szCs w:val="24"/>
-          <w:u w:val="single"/>
-          <w14:ligatures w14:val="none"/>
-        </w:rPr>
-        <w:t>HEALTH CARE</w:t>
-      </w:r>
-      <w:r>
-        <w:rPr>
-          <w:rFonts w:ascii="Times New Roman" w:eastAsia="Times New Roman" w:hAnsi="Times New Roman" w:cs="Times New Roman"/>
-          <w:b/>
-          <w:bCs/>
-          <w:caps/>
-          <w:color w:val="D71920"/>
-          <w:kern w:val="0"/>
-          <w:sz w:val="24"/>
-          <w:szCs w:val="24"/>
-          <w14:ligatures w14:val="none"/>
-        </w:rPr>
-        <w:fldChar w:fldCharType="end"/>
-      </w:r>
-    </w:p>
-    <w:p>
-      <w:pPr>
-        <w:spacing w:before="100" w:beforeAutospacing="1" w:after="0" w:line="240" w:lineRule="auto"/>
-        <w:outlineLvl w:val="1"/>
-        <w:rPr>
-          <w:rFonts w:ascii="Times New Roman" w:eastAsia="Times New Roman" w:hAnsi="Times New Roman" w:cs="Times New Roman"/>
-          <w:b/>
-          <w:bCs/>
           <w:color w:val="000000"/>
           <w:kern w:val="0"/>
           <w:sz w:val="36"/>
@@ -117,19 +155,7 @@
           <w14:ligatures w14:val="none"/>
         </w:rPr>
       </w:pPr>
-      <w:r>
-        <w:rPr>
-          <w:rFonts w:ascii="Times New Roman" w:eastAsia="Times New Roman" w:hAnsi="Times New Roman" w:cs="Times New Roman"/>
-          <w:b/>
-          <w:bCs/>
-          <w:color w:val="000000"/>
-          <w:kern w:val="0"/>
-          <w:sz w:val="36"/>
-          <w:szCs w:val="36"/>
-          <w14:ligatures w14:val="none"/>
-        </w:rPr>
-        <w:t>How a 3-star general came to believe in psychedelic medicine</w:t>
-      </w:r>
+      <w:r/>
     </w:p>
     <w:p>
       <w:pPr>
